--- a/templates/word/VP_Phân chia di sản.docx
+++ b/templates/word/VP_Phân chia di sản.docx
@@ -1,5 +1,56 @@
 
-<file path=word/document.xml><?xml version="1.0" encoding="utf-8"?>
+<file path=docProps\app.xml><?xml version="1.0" encoding="utf-8"?>
+<Properties xmlns="http://schemas.openxmlformats.org/officeDocument/2006/extended-properties" xmlns:vt="http://schemas.openxmlformats.org/officeDocument/2006/docPropsVTypes">
+  <Template>Normal.dotm</Template>
+  <TotalTime>1399</TotalTime>
+  <Pages>4</Pages>
+  <Words>1130</Words>
+  <Characters>6444</Characters>
+  <Application>Microsoft Office Word</Application>
+  <DocSecurity>0</DocSecurity>
+  <Lines>53</Lines>
+  <Paragraphs>15</Paragraphs>
+  <ScaleCrop>false</ScaleCrop>
+  <HeadingPairs>
+    <vt:vector size="2" baseType="variant">
+      <vt:variant>
+        <vt:lpstr>Title</vt:lpstr>
+      </vt:variant>
+      <vt:variant>
+        <vt:i4>1</vt:i4>
+      </vt:variant>
+    </vt:vector>
+  </HeadingPairs>
+  <TitlesOfParts>
+    <vt:vector size="1" baseType="lpstr">
+      <vt:lpstr/>
+    </vt:vector>
+  </TitlesOfParts>
+  <Company/>
+  <LinksUpToDate>false</LinksUpToDate>
+  <CharactersWithSpaces>7559</CharactersWithSpaces>
+  <SharedDoc>false</SharedDoc>
+  <HyperlinksChanged>false</HyperlinksChanged>
+  <AppVersion>16.0000</AppVersion>
+</Properties>
+</file>
+
+<file path=docProps\core.xml><?xml version="1.0" encoding="utf-8"?>
+<cp:coreProperties xmlns:cp="http://schemas.openxmlformats.org/package/2006/metadata/core-properties" xmlns:dc="http://purl.org/dc/elements/1.1/" xmlns:dcterms="http://purl.org/dc/terms/" xmlns:dcmitype="http://purl.org/dc/dcmitype/" xmlns:xsi="http://www.w3.org/2001/XMLSchema-instance">
+  <dc:title/>
+  <dc:subject/>
+  <dc:creator>Administrator</dc:creator>
+  <cp:keywords/>
+  <dc:description/>
+  <cp:lastModifiedBy>Administrator</cp:lastModifiedBy>
+  <cp:revision>40</cp:revision>
+  <cp:lastPrinted>2025-12-03T02:55:00Z</cp:lastPrinted>
+  <dcterms:created xsi:type="dcterms:W3CDTF">2025-04-18T00:41:00Z</dcterms:created>
+  <dcterms:modified xsi:type="dcterms:W3CDTF">2025-12-03T02:56:00Z</dcterms:modified>
+</cp:coreProperties>
+</file>
+
+<file path=word\document.xml><?xml version="1.0" encoding="utf-8"?>
 <w:document xmlns:wpc="http://schemas.microsoft.com/office/word/2010/wordprocessingCanvas" xmlns:cx="http://schemas.microsoft.com/office/drawing/2014/chartex" xmlns:cx1="http://schemas.microsoft.com/office/drawing/2015/9/8/chartex" xmlns:cx2="http://schemas.microsoft.com/office/drawing/2015/10/21/chartex" xmlns:cx3="http://schemas.microsoft.com/office/drawing/2016/5/9/chartex" xmlns:cx4="http://schemas.microsoft.com/office/drawing/2016/5/10/chartex" xmlns:cx5="http://schemas.microsoft.com/office/drawing/2016/5/11/chartex" xmlns:cx6="http://schemas.microsoft.com/office/drawing/2016/5/12/chartex" xmlns:cx7="http://schemas.microsoft.com/office/drawing/2016/5/13/chartex" xmlns:cx8="http://schemas.microsoft.com/office/drawing/2016/5/14/chartex" xmlns:mc="http://schemas.openxmlformats.org/markup-compatibility/2006" xmlns:aink="http://schemas.microsoft.com/office/drawing/2016/ink" xmlns:am3d="http://schemas.microsoft.com/office/drawing/2017/model3d" xmlns:o="urn:schemas-microsoft-com:office:office" xmlns:r="http://schemas.openxmlformats.org/officeDocument/2006/relationships" xmlns:m="http://schemas.openxmlformats.org/officeDocument/2006/math" xmlns:v="urn:schemas-microsoft-com:vml" xmlns:wp14="http://schemas.microsoft.com/office/word/2010/wordprocessingDrawing" xmlns:wp="http://schemas.openxmlformats.org/drawingml/2006/wordprocessingDrawing" xmlns:w10="urn:schemas-microsoft-com:office:word" xmlns:w="http://schemas.openxmlformats.org/wordprocessingml/2006/main" xmlns:w14="http://schemas.microsoft.com/office/word/2010/wordml" xmlns:w15="http://schemas.microsoft.com/office/word/2012/wordml" xmlns:w16cid="http://schemas.microsoft.com/office/word/2016/wordml/cid" xmlns:w16se="http://schemas.microsoft.com/office/word/2015/wordml/symex" xmlns:wpg="http://schemas.microsoft.com/office/word/2010/wordprocessingGroup" xmlns:wpi="http://schemas.microsoft.com/office/word/2010/wordprocessingInk" xmlns:wne="http://schemas.microsoft.com/office/word/2006/wordml" xmlns:wps="http://schemas.microsoft.com/office/word/2010/wordprocessingShape" mc:Ignorable="w14 w15 w16se w16cid wp14">
   <w:body>
     <w:p>
@@ -4204,7 +4255,7 @@
 </w:document>
 </file>
 
-<file path=word/endnotes.xml><?xml version="1.0" encoding="utf-8"?>
+<file path=word\endnotes.xml><?xml version="1.0" encoding="utf-8"?>
 <w:endnotes xmlns:wpc="http://schemas.microsoft.com/office/word/2010/wordprocessingCanvas" xmlns:cx="http://schemas.microsoft.com/office/drawing/2014/chartex" xmlns:cx1="http://schemas.microsoft.com/office/drawing/2015/9/8/chartex" xmlns:cx2="http://schemas.microsoft.com/office/drawing/2015/10/21/chartex" xmlns:cx3="http://schemas.microsoft.com/office/drawing/2016/5/9/chartex" xmlns:cx4="http://schemas.microsoft.com/office/drawing/2016/5/10/chartex" xmlns:cx5="http://schemas.microsoft.com/office/drawing/2016/5/11/chartex" xmlns:cx6="http://schemas.microsoft.com/office/drawing/2016/5/12/chartex" xmlns:cx7="http://schemas.microsoft.com/office/drawing/2016/5/13/chartex" xmlns:cx8="http://schemas.microsoft.com/office/drawing/2016/5/14/chartex" xmlns:mc="http://schemas.openxmlformats.org/markup-compatibility/2006" xmlns:aink="http://schemas.microsoft.com/office/drawing/2016/ink" xmlns:am3d="http://schemas.microsoft.com/office/drawing/2017/model3d" xmlns:o="urn:schemas-microsoft-com:office:office" xmlns:r="http://schemas.openxmlformats.org/officeDocument/2006/relationships" xmlns:m="http://schemas.openxmlformats.org/officeDocument/2006/math" xmlns:v="urn:schemas-microsoft-com:vml" xmlns:wp14="http://schemas.microsoft.com/office/word/2010/wordprocessingDrawing" xmlns:wp="http://schemas.openxmlformats.org/drawingml/2006/wordprocessingDrawing" xmlns:w10="urn:schemas-microsoft-com:office:word" xmlns:w="http://schemas.openxmlformats.org/wordprocessingml/2006/main" xmlns:w14="http://schemas.microsoft.com/office/word/2010/wordml" xmlns:w15="http://schemas.microsoft.com/office/word/2012/wordml" xmlns:w16cid="http://schemas.microsoft.com/office/word/2016/wordml/cid" xmlns:w16se="http://schemas.microsoft.com/office/word/2015/wordml/symex" xmlns:wpg="http://schemas.microsoft.com/office/word/2010/wordprocessingGroup" xmlns:wpi="http://schemas.microsoft.com/office/word/2010/wordprocessingInk" xmlns:wne="http://schemas.microsoft.com/office/word/2006/wordml" xmlns:wps="http://schemas.microsoft.com/office/word/2010/wordprocessingShape" mc:Ignorable="w14 w15 w16se w16cid wp14">
   <w:endnote w:type="separator" w:id="-1">
     <w:p>
@@ -4223,7 +4274,75 @@
 </w:endnotes>
 </file>
 
-<file path=word/footer1.xml><?xml version="1.0" encoding="utf-8"?>
+<file path=word\fontTable.xml><?xml version="1.0" encoding="utf-8"?>
+<w:fonts xmlns:mc="http://schemas.openxmlformats.org/markup-compatibility/2006" xmlns:r="http://schemas.openxmlformats.org/officeDocument/2006/relationships" xmlns:w="http://schemas.openxmlformats.org/wordprocessingml/2006/main" xmlns:w14="http://schemas.microsoft.com/office/word/2010/wordml" xmlns:w15="http://schemas.microsoft.com/office/word/2012/wordml" xmlns:w16cid="http://schemas.microsoft.com/office/word/2016/wordml/cid" xmlns:w16se="http://schemas.microsoft.com/office/word/2015/wordml/symex" mc:Ignorable="w14 w15 w16se w16cid">
+  <w:font w:name="Times New Roman">
+    <w:panose1 w:val="02020603050405020304"/>
+    <w:charset w:val="00"/>
+    <w:family w:val="roman"/>
+    <w:pitch w:val="variable"/>
+    <w:sig w:usb0="E0002EFF" w:usb1="C000785B" w:usb2="00000009" w:usb3="00000000" w:csb0="000001FF" w:csb1="00000000"/>
+  </w:font>
+  <w:font w:name="Courier New">
+    <w:panose1 w:val="02070309020205020404"/>
+    <w:charset w:val="00"/>
+    <w:family w:val="modern"/>
+    <w:pitch w:val="fixed"/>
+    <w:sig w:usb0="E0002EFF" w:usb1="C0007843" w:usb2="00000009" w:usb3="00000000" w:csb0="000001FF" w:csb1="00000000"/>
+  </w:font>
+  <w:font w:name="Wingdings">
+    <w:panose1 w:val="05000000000000000000"/>
+    <w:charset w:val="02"/>
+    <w:family w:val="auto"/>
+    <w:pitch w:val="variable"/>
+    <w:sig w:usb0="00000000" w:usb1="10000000" w:usb2="00000000" w:usb3="00000000" w:csb0="80000000" w:csb1="00000000"/>
+  </w:font>
+  <w:font w:name="Symbol">
+    <w:panose1 w:val="05050102010706020507"/>
+    <w:charset w:val="02"/>
+    <w:family w:val="roman"/>
+    <w:pitch w:val="variable"/>
+    <w:sig w:usb0="00000000" w:usb1="10000000" w:usb2="00000000" w:usb3="00000000" w:csb0="80000000" w:csb1="00000000"/>
+  </w:font>
+  <w:font w:name="SVNtimes new roman">
+    <w:altName w:val="Courier New"/>
+    <w:charset w:val="00"/>
+    <w:family w:val="swiss"/>
+    <w:pitch w:val="variable"/>
+    <w:sig w:usb0="00000003" w:usb1="00000000" w:usb2="00000000" w:usb3="00000000" w:csb0="00000001" w:csb1="00000000"/>
+  </w:font>
+  <w:font w:name="Calibri">
+    <w:panose1 w:val="020F0502020204030204"/>
+    <w:charset w:val="00"/>
+    <w:family w:val="swiss"/>
+    <w:pitch w:val="variable"/>
+    <w:sig w:usb0="E4002EFF" w:usb1="C000247B" w:usb2="00000009" w:usb3="00000000" w:csb0="000001FF" w:csb1="00000000"/>
+  </w:font>
+  <w:font w:name=".VnTime">
+    <w:panose1 w:val="020B7200000000000000"/>
+    <w:charset w:val="00"/>
+    <w:family w:val="swiss"/>
+    <w:pitch w:val="variable"/>
+    <w:sig w:usb0="00000003" w:usb1="00000000" w:usb2="00000000" w:usb3="00000000" w:csb0="00000001" w:csb1="00000000"/>
+  </w:font>
+  <w:font w:name="Segoe UI">
+    <w:panose1 w:val="020B0502040204020203"/>
+    <w:charset w:val="00"/>
+    <w:family w:val="swiss"/>
+    <w:pitch w:val="variable"/>
+    <w:sig w:usb0="E4002EFF" w:usb1="C000E47F" w:usb2="00000009" w:usb3="00000000" w:csb0="000001FF" w:csb1="00000000"/>
+  </w:font>
+  <w:font w:name="Calibri Light">
+    <w:panose1 w:val="020F0302020204030204"/>
+    <w:charset w:val="00"/>
+    <w:family w:val="swiss"/>
+    <w:pitch w:val="variable"/>
+    <w:sig w:usb0="E4002EFF" w:usb1="C000247B" w:usb2="00000009" w:usb3="00000000" w:csb0="000001FF" w:csb1="00000000"/>
+  </w:font>
+</w:fonts>
+</file>
+
+<file path=word\footer1.xml><?xml version="1.0" encoding="utf-8"?>
 <w:ftr xmlns:wpc="http://schemas.microsoft.com/office/word/2010/wordprocessingCanvas" xmlns:cx="http://schemas.microsoft.com/office/drawing/2014/chartex" xmlns:cx1="http://schemas.microsoft.com/office/drawing/2015/9/8/chartex" xmlns:cx2="http://schemas.microsoft.com/office/drawing/2015/10/21/chartex" xmlns:cx3="http://schemas.microsoft.com/office/drawing/2016/5/9/chartex" xmlns:cx4="http://schemas.microsoft.com/office/drawing/2016/5/10/chartex" xmlns:cx5="http://schemas.microsoft.com/office/drawing/2016/5/11/chartex" xmlns:cx6="http://schemas.microsoft.com/office/drawing/2016/5/12/chartex" xmlns:cx7="http://schemas.microsoft.com/office/drawing/2016/5/13/chartex" xmlns:cx8="http://schemas.microsoft.com/office/drawing/2016/5/14/chartex" xmlns:mc="http://schemas.openxmlformats.org/markup-compatibility/2006" xmlns:aink="http://schemas.microsoft.com/office/drawing/2016/ink" xmlns:am3d="http://schemas.microsoft.com/office/drawing/2017/model3d" xmlns:o="urn:schemas-microsoft-com:office:office" xmlns:r="http://schemas.openxmlformats.org/officeDocument/2006/relationships" xmlns:m="http://schemas.openxmlformats.org/officeDocument/2006/math" xmlns:v="urn:schemas-microsoft-com:vml" xmlns:wp14="http://schemas.microsoft.com/office/word/2010/wordprocessingDrawing" xmlns:wp="http://schemas.openxmlformats.org/drawingml/2006/wordprocessingDrawing" xmlns:w10="urn:schemas-microsoft-com:office:word" xmlns:w="http://schemas.openxmlformats.org/wordprocessingml/2006/main" xmlns:w14="http://schemas.microsoft.com/office/word/2010/wordml" xmlns:w15="http://schemas.microsoft.com/office/word/2012/wordml" xmlns:w16cid="http://schemas.microsoft.com/office/word/2016/wordml/cid" xmlns:w16se="http://schemas.microsoft.com/office/word/2015/wordml/symex" xmlns:wpg="http://schemas.microsoft.com/office/word/2010/wordprocessingGroup" xmlns:wpi="http://schemas.microsoft.com/office/word/2010/wordprocessingInk" xmlns:wne="http://schemas.microsoft.com/office/word/2006/wordml" xmlns:wps="http://schemas.microsoft.com/office/word/2010/wordprocessingShape" mc:Ignorable="w14 w15 w16se w16cid wp14">
   <w:p>
     <w:pPr>
@@ -4274,7 +4393,7 @@
 </w:ftr>
 </file>
 
-<file path=word/footer2.xml><?xml version="1.0" encoding="utf-8"?>
+<file path=word\footer2.xml><?xml version="1.0" encoding="utf-8"?>
 <w:ftr xmlns:wpc="http://schemas.microsoft.com/office/word/2010/wordprocessingCanvas" xmlns:cx="http://schemas.microsoft.com/office/drawing/2014/chartex" xmlns:cx1="http://schemas.microsoft.com/office/drawing/2015/9/8/chartex" xmlns:cx2="http://schemas.microsoft.com/office/drawing/2015/10/21/chartex" xmlns:cx3="http://schemas.microsoft.com/office/drawing/2016/5/9/chartex" xmlns:cx4="http://schemas.microsoft.com/office/drawing/2016/5/10/chartex" xmlns:cx5="http://schemas.microsoft.com/office/drawing/2016/5/11/chartex" xmlns:cx6="http://schemas.microsoft.com/office/drawing/2016/5/12/chartex" xmlns:cx7="http://schemas.microsoft.com/office/drawing/2016/5/13/chartex" xmlns:cx8="http://schemas.microsoft.com/office/drawing/2016/5/14/chartex" xmlns:mc="http://schemas.openxmlformats.org/markup-compatibility/2006" xmlns:aink="http://schemas.microsoft.com/office/drawing/2016/ink" xmlns:am3d="http://schemas.microsoft.com/office/drawing/2017/model3d" xmlns:o="urn:schemas-microsoft-com:office:office" xmlns:r="http://schemas.openxmlformats.org/officeDocument/2006/relationships" xmlns:m="http://schemas.openxmlformats.org/officeDocument/2006/math" xmlns:v="urn:schemas-microsoft-com:vml" xmlns:wp14="http://schemas.microsoft.com/office/word/2010/wordprocessingDrawing" xmlns:wp="http://schemas.openxmlformats.org/drawingml/2006/wordprocessingDrawing" xmlns:w10="urn:schemas-microsoft-com:office:word" xmlns:w="http://schemas.openxmlformats.org/wordprocessingml/2006/main" xmlns:w14="http://schemas.microsoft.com/office/word/2010/wordml" xmlns:w15="http://schemas.microsoft.com/office/word/2012/wordml" xmlns:w16cid="http://schemas.microsoft.com/office/word/2016/wordml/cid" xmlns:w16se="http://schemas.microsoft.com/office/word/2015/wordml/symex" xmlns:wpg="http://schemas.microsoft.com/office/word/2010/wordprocessingGroup" xmlns:wpi="http://schemas.microsoft.com/office/word/2010/wordprocessingInk" xmlns:wne="http://schemas.microsoft.com/office/word/2006/wordml" xmlns:wps="http://schemas.microsoft.com/office/word/2010/wordprocessingShape" mc:Ignorable="w14 w15 w16se w16cid wp14">
   <w:sdt>
     <w:sdtPr>
@@ -4337,7 +4456,7 @@
 </w:ftr>
 </file>
 
-<file path=word/footer3.xml><?xml version="1.0" encoding="utf-8"?>
+<file path=word\footer3.xml><?xml version="1.0" encoding="utf-8"?>
 <w:ftr xmlns:wpc="http://schemas.microsoft.com/office/word/2010/wordprocessingCanvas" xmlns:cx="http://schemas.microsoft.com/office/drawing/2014/chartex" xmlns:cx1="http://schemas.microsoft.com/office/drawing/2015/9/8/chartex" xmlns:cx2="http://schemas.microsoft.com/office/drawing/2015/10/21/chartex" xmlns:cx3="http://schemas.microsoft.com/office/drawing/2016/5/9/chartex" xmlns:cx4="http://schemas.microsoft.com/office/drawing/2016/5/10/chartex" xmlns:cx5="http://schemas.microsoft.com/office/drawing/2016/5/11/chartex" xmlns:cx6="http://schemas.microsoft.com/office/drawing/2016/5/12/chartex" xmlns:cx7="http://schemas.microsoft.com/office/drawing/2016/5/13/chartex" xmlns:cx8="http://schemas.microsoft.com/office/drawing/2016/5/14/chartex" xmlns:mc="http://schemas.openxmlformats.org/markup-compatibility/2006" xmlns:aink="http://schemas.microsoft.com/office/drawing/2016/ink" xmlns:am3d="http://schemas.microsoft.com/office/drawing/2017/model3d" xmlns:o="urn:schemas-microsoft-com:office:office" xmlns:r="http://schemas.openxmlformats.org/officeDocument/2006/relationships" xmlns:m="http://schemas.openxmlformats.org/officeDocument/2006/math" xmlns:v="urn:schemas-microsoft-com:vml" xmlns:wp14="http://schemas.microsoft.com/office/word/2010/wordprocessingDrawing" xmlns:wp="http://schemas.openxmlformats.org/drawingml/2006/wordprocessingDrawing" xmlns:w10="urn:schemas-microsoft-com:office:word" xmlns:w="http://schemas.openxmlformats.org/wordprocessingml/2006/main" xmlns:w14="http://schemas.microsoft.com/office/word/2010/wordml" xmlns:w15="http://schemas.microsoft.com/office/word/2012/wordml" xmlns:w16cid="http://schemas.microsoft.com/office/word/2016/wordml/cid" xmlns:w16se="http://schemas.microsoft.com/office/word/2015/wordml/symex" xmlns:wpg="http://schemas.microsoft.com/office/word/2010/wordprocessingGroup" xmlns:wpi="http://schemas.microsoft.com/office/word/2010/wordprocessingInk" xmlns:wne="http://schemas.microsoft.com/office/word/2006/wordml" xmlns:wps="http://schemas.microsoft.com/office/word/2010/wordprocessingShape" mc:Ignorable="w14 w15 w16se w16cid wp14">
   <w:p>
     <w:pPr>
@@ -4377,7 +4496,7 @@
 </w:ftr>
 </file>
 
-<file path=word/footnotes.xml><?xml version="1.0" encoding="utf-8"?>
+<file path=word\footnotes.xml><?xml version="1.0" encoding="utf-8"?>
 <w:footnotes xmlns:wpc="http://schemas.microsoft.com/office/word/2010/wordprocessingCanvas" xmlns:cx="http://schemas.microsoft.com/office/drawing/2014/chartex" xmlns:cx1="http://schemas.microsoft.com/office/drawing/2015/9/8/chartex" xmlns:cx2="http://schemas.microsoft.com/office/drawing/2015/10/21/chartex" xmlns:cx3="http://schemas.microsoft.com/office/drawing/2016/5/9/chartex" xmlns:cx4="http://schemas.microsoft.com/office/drawing/2016/5/10/chartex" xmlns:cx5="http://schemas.microsoft.com/office/drawing/2016/5/11/chartex" xmlns:cx6="http://schemas.microsoft.com/office/drawing/2016/5/12/chartex" xmlns:cx7="http://schemas.microsoft.com/office/drawing/2016/5/13/chartex" xmlns:cx8="http://schemas.microsoft.com/office/drawing/2016/5/14/chartex" xmlns:mc="http://schemas.openxmlformats.org/markup-compatibility/2006" xmlns:aink="http://schemas.microsoft.com/office/drawing/2016/ink" xmlns:am3d="http://schemas.microsoft.com/office/drawing/2017/model3d" xmlns:o="urn:schemas-microsoft-com:office:office" xmlns:r="http://schemas.openxmlformats.org/officeDocument/2006/relationships" xmlns:m="http://schemas.openxmlformats.org/officeDocument/2006/math" xmlns:v="urn:schemas-microsoft-com:vml" xmlns:wp14="http://schemas.microsoft.com/office/word/2010/wordprocessingDrawing" xmlns:wp="http://schemas.openxmlformats.org/drawingml/2006/wordprocessingDrawing" xmlns:w10="urn:schemas-microsoft-com:office:word" xmlns:w="http://schemas.openxmlformats.org/wordprocessingml/2006/main" xmlns:w14="http://schemas.microsoft.com/office/word/2010/wordml" xmlns:w15="http://schemas.microsoft.com/office/word/2012/wordml" xmlns:w16cid="http://schemas.microsoft.com/office/word/2016/wordml/cid" xmlns:w16se="http://schemas.microsoft.com/office/word/2015/wordml/symex" xmlns:wpg="http://schemas.microsoft.com/office/word/2010/wordprocessingGroup" xmlns:wpi="http://schemas.microsoft.com/office/word/2010/wordprocessingInk" xmlns:wne="http://schemas.microsoft.com/office/word/2006/wordml" xmlns:wps="http://schemas.microsoft.com/office/word/2010/wordprocessingShape" mc:Ignorable="w14 w15 w16se w16cid wp14">
   <w:footnote w:type="separator" w:id="-1">
     <w:p>
@@ -4396,7 +4515,7 @@
 </w:footnotes>
 </file>
 
-<file path=word/numbering.xml><?xml version="1.0" encoding="utf-8"?>
+<file path=word\numbering.xml><?xml version="1.0" encoding="utf-8"?>
 <w:numbering xmlns:wpc="http://schemas.microsoft.com/office/word/2010/wordprocessingCanvas" xmlns:cx="http://schemas.microsoft.com/office/drawing/2014/chartex" xmlns:cx1="http://schemas.microsoft.com/office/drawing/2015/9/8/chartex" xmlns:cx2="http://schemas.microsoft.com/office/drawing/2015/10/21/chartex" xmlns:cx3="http://schemas.microsoft.com/office/drawing/2016/5/9/chartex" xmlns:cx4="http://schemas.microsoft.com/office/drawing/2016/5/10/chartex" xmlns:cx5="http://schemas.microsoft.com/office/drawing/2016/5/11/chartex" xmlns:cx6="http://schemas.microsoft.com/office/drawing/2016/5/12/chartex" xmlns:cx7="http://schemas.microsoft.com/office/drawing/2016/5/13/chartex" xmlns:cx8="http://schemas.microsoft.com/office/drawing/2016/5/14/chartex" xmlns:mc="http://schemas.openxmlformats.org/markup-compatibility/2006" xmlns:aink="http://schemas.microsoft.com/office/drawing/2016/ink" xmlns:am3d="http://schemas.microsoft.com/office/drawing/2017/model3d" xmlns:o="urn:schemas-microsoft-com:office:office" xmlns:r="http://schemas.openxmlformats.org/officeDocument/2006/relationships" xmlns:m="http://schemas.openxmlformats.org/officeDocument/2006/math" xmlns:v="urn:schemas-microsoft-com:vml" xmlns:wp14="http://schemas.microsoft.com/office/word/2010/wordprocessingDrawing" xmlns:wp="http://schemas.openxmlformats.org/drawingml/2006/wordprocessingDrawing" xmlns:w10="urn:schemas-microsoft-com:office:word" xmlns:w="http://schemas.openxmlformats.org/wordprocessingml/2006/main" xmlns:w14="http://schemas.microsoft.com/office/word/2010/wordml" xmlns:w15="http://schemas.microsoft.com/office/word/2012/wordml" xmlns:w16cid="http://schemas.microsoft.com/office/word/2016/wordml/cid" xmlns:w16se="http://schemas.microsoft.com/office/word/2015/wordml/symex" xmlns:wpg="http://schemas.microsoft.com/office/word/2010/wordprocessingGroup" xmlns:wpi="http://schemas.microsoft.com/office/word/2010/wordprocessingInk" xmlns:wne="http://schemas.microsoft.com/office/word/2006/wordml" xmlns:wps="http://schemas.microsoft.com/office/word/2010/wordprocessingShape" mc:Ignorable="w14 w15 w16se w16cid wp14">
   <w:abstractNum w:abstractNumId="0" w15:restartNumberingAfterBreak="0">
     <w:nsid w:val="03E16B36"/>
@@ -7645,7 +7764,242 @@
 </w:numbering>
 </file>
 
-<file path=word/styles.xml><?xml version="1.0" encoding="utf-8"?>
+<file path=word\settings.xml><?xml version="1.0" encoding="utf-8"?>
+<w:settings xmlns:mc="http://schemas.openxmlformats.org/markup-compatibility/2006" xmlns:o="urn:schemas-microsoft-com:office:office" xmlns:r="http://schemas.openxmlformats.org/officeDocument/2006/relationships" xmlns:m="http://schemas.openxmlformats.org/officeDocument/2006/math" xmlns:v="urn:schemas-microsoft-com:vml" xmlns:w10="urn:schemas-microsoft-com:office:word" xmlns:w="http://schemas.openxmlformats.org/wordprocessingml/2006/main" xmlns:w14="http://schemas.microsoft.com/office/word/2010/wordml" xmlns:w15="http://schemas.microsoft.com/office/word/2012/wordml" xmlns:w16cid="http://schemas.microsoft.com/office/word/2016/wordml/cid" xmlns:w16se="http://schemas.microsoft.com/office/word/2015/wordml/symex" xmlns:sl="http://schemas.openxmlformats.org/schemaLibrary/2006/main" mc:Ignorable="w14 w15 w16se w16cid">
+  <w:zoom w:percent="102"/>
+  <w:defaultTabStop w:val="720"/>
+  <w:characterSpacingControl w:val="doNotCompress"/>
+  <w:footnotePr>
+    <w:footnote w:id="-1"/>
+    <w:footnote w:id="0"/>
+  </w:footnotePr>
+  <w:endnotePr>
+    <w:endnote w:id="-1"/>
+    <w:endnote w:id="0"/>
+  </w:endnotePr>
+  <w:compat>
+    <w:compatSetting w:name="compatibilityMode" w:uri="http://schemas.microsoft.com/office/word" w:val="15"/>
+    <w:compatSetting w:name="overrideTableStyleFontSizeAndJustification" w:uri="http://schemas.microsoft.com/office/word" w:val="1"/>
+    <w:compatSetting w:name="enableOpenTypeFeatures" w:uri="http://schemas.microsoft.com/office/word" w:val="1"/>
+    <w:compatSetting w:name="doNotFlipMirrorIndents" w:uri="http://schemas.microsoft.com/office/word" w:val="1"/>
+    <w:compatSetting w:name="differentiateMultirowTableHeaders" w:uri="http://schemas.microsoft.com/office/word" w:val="1"/>
+    <w:compatSetting w:name="useWord2013TrackBottomHyphenation" w:uri="http://schemas.microsoft.com/office/word" w:val="0"/>
+  </w:compat>
+  <w:rsids>
+    <w:rsidRoot w:val="00A8559B"/>
+    <w:rsid w:val="00021E5B"/>
+    <w:rsid w:val="000252A1"/>
+    <w:rsid w:val="00027DAA"/>
+    <w:rsid w:val="00036874"/>
+    <w:rsid w:val="00047E38"/>
+    <w:rsid w:val="00065900"/>
+    <w:rsid w:val="00095114"/>
+    <w:rsid w:val="000B7B04"/>
+    <w:rsid w:val="000D3130"/>
+    <w:rsid w:val="000E4390"/>
+    <w:rsid w:val="001707B9"/>
+    <w:rsid w:val="00187DF2"/>
+    <w:rsid w:val="00193B73"/>
+    <w:rsid w:val="001A40C7"/>
+    <w:rsid w:val="001B619D"/>
+    <w:rsid w:val="001D04A3"/>
+    <w:rsid w:val="001E4878"/>
+    <w:rsid w:val="001F2A0F"/>
+    <w:rsid w:val="001F4046"/>
+    <w:rsid w:val="00201E85"/>
+    <w:rsid w:val="002023B9"/>
+    <w:rsid w:val="002038C8"/>
+    <w:rsid w:val="00207B8D"/>
+    <w:rsid w:val="002149F6"/>
+    <w:rsid w:val="00216F74"/>
+    <w:rsid w:val="0022325F"/>
+    <w:rsid w:val="00223FD6"/>
+    <w:rsid w:val="00231005"/>
+    <w:rsid w:val="00233CCB"/>
+    <w:rsid w:val="00246137"/>
+    <w:rsid w:val="002602B8"/>
+    <w:rsid w:val="002727F9"/>
+    <w:rsid w:val="00274922"/>
+    <w:rsid w:val="00290FF6"/>
+    <w:rsid w:val="00293246"/>
+    <w:rsid w:val="00294B59"/>
+    <w:rsid w:val="002A301C"/>
+    <w:rsid w:val="002E2C33"/>
+    <w:rsid w:val="002F6063"/>
+    <w:rsid w:val="003023C1"/>
+    <w:rsid w:val="00305BA1"/>
+    <w:rsid w:val="00307E78"/>
+    <w:rsid w:val="00320C31"/>
+    <w:rsid w:val="003338B0"/>
+    <w:rsid w:val="00334FAC"/>
+    <w:rsid w:val="00363A2D"/>
+    <w:rsid w:val="003758DC"/>
+    <w:rsid w:val="003B1003"/>
+    <w:rsid w:val="003F7BCC"/>
+    <w:rsid w:val="00402DE5"/>
+    <w:rsid w:val="004412D6"/>
+    <w:rsid w:val="00450327"/>
+    <w:rsid w:val="00453328"/>
+    <w:rsid w:val="004735AE"/>
+    <w:rsid w:val="00474F76"/>
+    <w:rsid w:val="00482F28"/>
+    <w:rsid w:val="004858EE"/>
+    <w:rsid w:val="004A4A35"/>
+    <w:rsid w:val="004A7BC1"/>
+    <w:rsid w:val="004C383A"/>
+    <w:rsid w:val="004C7AF7"/>
+    <w:rsid w:val="004D18A8"/>
+    <w:rsid w:val="004E2056"/>
+    <w:rsid w:val="00501965"/>
+    <w:rsid w:val="00513CC4"/>
+    <w:rsid w:val="00515C0A"/>
+    <w:rsid w:val="005202D4"/>
+    <w:rsid w:val="00521183"/>
+    <w:rsid w:val="0053085C"/>
+    <w:rsid w:val="005570CA"/>
+    <w:rsid w:val="0057404C"/>
+    <w:rsid w:val="00583FAF"/>
+    <w:rsid w:val="005B61B9"/>
+    <w:rsid w:val="0060100D"/>
+    <w:rsid w:val="006018AA"/>
+    <w:rsid w:val="00616DBF"/>
+    <w:rsid w:val="006425C6"/>
+    <w:rsid w:val="0064290B"/>
+    <w:rsid w:val="006706B6"/>
+    <w:rsid w:val="00670A20"/>
+    <w:rsid w:val="00677B15"/>
+    <w:rsid w:val="00686A43"/>
+    <w:rsid w:val="006A59B7"/>
+    <w:rsid w:val="006C2ADF"/>
+    <w:rsid w:val="00704835"/>
+    <w:rsid w:val="0071546F"/>
+    <w:rsid w:val="00735D24"/>
+    <w:rsid w:val="0073661F"/>
+    <w:rsid w:val="007414F5"/>
+    <w:rsid w:val="007473D1"/>
+    <w:rsid w:val="00762783"/>
+    <w:rsid w:val="007A086E"/>
+    <w:rsid w:val="007A5F54"/>
+    <w:rsid w:val="007A6CB0"/>
+    <w:rsid w:val="007B6033"/>
+    <w:rsid w:val="007D562A"/>
+    <w:rsid w:val="007F59FD"/>
+    <w:rsid w:val="0081241E"/>
+    <w:rsid w:val="00832DD7"/>
+    <w:rsid w:val="00842085"/>
+    <w:rsid w:val="00845C50"/>
+    <w:rsid w:val="008708DF"/>
+    <w:rsid w:val="008755D4"/>
+    <w:rsid w:val="0089204F"/>
+    <w:rsid w:val="008E5338"/>
+    <w:rsid w:val="008F3E57"/>
+    <w:rsid w:val="009122BC"/>
+    <w:rsid w:val="009232AD"/>
+    <w:rsid w:val="00927E4C"/>
+    <w:rsid w:val="00935274"/>
+    <w:rsid w:val="00965A7E"/>
+    <w:rsid w:val="009776A0"/>
+    <w:rsid w:val="00981749"/>
+    <w:rsid w:val="009915FF"/>
+    <w:rsid w:val="00997C2F"/>
+    <w:rsid w:val="009D5DFC"/>
+    <w:rsid w:val="009D7370"/>
+    <w:rsid w:val="009F0B67"/>
+    <w:rsid w:val="009F7802"/>
+    <w:rsid w:val="00A0378C"/>
+    <w:rsid w:val="00A07AFE"/>
+    <w:rsid w:val="00A26222"/>
+    <w:rsid w:val="00A62D1E"/>
+    <w:rsid w:val="00A66841"/>
+    <w:rsid w:val="00A72AC3"/>
+    <w:rsid w:val="00A7403B"/>
+    <w:rsid w:val="00A8559B"/>
+    <w:rsid w:val="00AC71FB"/>
+    <w:rsid w:val="00AD57F9"/>
+    <w:rsid w:val="00AD7427"/>
+    <w:rsid w:val="00AE49C1"/>
+    <w:rsid w:val="00B01B97"/>
+    <w:rsid w:val="00B22D78"/>
+    <w:rsid w:val="00B557B0"/>
+    <w:rsid w:val="00B56122"/>
+    <w:rsid w:val="00B60D00"/>
+    <w:rsid w:val="00B87E69"/>
+    <w:rsid w:val="00BB0253"/>
+    <w:rsid w:val="00BF66E0"/>
+    <w:rsid w:val="00C100FB"/>
+    <w:rsid w:val="00C11633"/>
+    <w:rsid w:val="00C44274"/>
+    <w:rsid w:val="00C5676A"/>
+    <w:rsid w:val="00C60BA2"/>
+    <w:rsid w:val="00C63A5D"/>
+    <w:rsid w:val="00C64E41"/>
+    <w:rsid w:val="00C77D77"/>
+    <w:rsid w:val="00C85CEE"/>
+    <w:rsid w:val="00CA26AD"/>
+    <w:rsid w:val="00CC1DDD"/>
+    <w:rsid w:val="00CD247A"/>
+    <w:rsid w:val="00CD4963"/>
+    <w:rsid w:val="00D34C6B"/>
+    <w:rsid w:val="00D45C53"/>
+    <w:rsid w:val="00D875CE"/>
+    <w:rsid w:val="00D93558"/>
+    <w:rsid w:val="00DA2C6B"/>
+    <w:rsid w:val="00DC1A72"/>
+    <w:rsid w:val="00DE0FE5"/>
+    <w:rsid w:val="00DF12F5"/>
+    <w:rsid w:val="00DF2D99"/>
+    <w:rsid w:val="00E01A86"/>
+    <w:rsid w:val="00E156A2"/>
+    <w:rsid w:val="00E32E89"/>
+    <w:rsid w:val="00E445D5"/>
+    <w:rsid w:val="00E5340B"/>
+    <w:rsid w:val="00E97CF2"/>
+    <w:rsid w:val="00EB03FC"/>
+    <w:rsid w:val="00EB5E05"/>
+    <w:rsid w:val="00EC0D54"/>
+    <w:rsid w:val="00EC43BC"/>
+    <w:rsid w:val="00EF3715"/>
+    <w:rsid w:val="00F019A5"/>
+    <w:rsid w:val="00F07179"/>
+    <w:rsid w:val="00F12D0C"/>
+    <w:rsid w:val="00F673A7"/>
+    <w:rsid w:val="00F955CE"/>
+    <w:rsid w:val="00FA681D"/>
+    <w:rsid w:val="00FA7490"/>
+    <w:rsid w:val="00FC6FCB"/>
+    <w:rsid w:val="00FD5528"/>
+    <w:rsid w:val="00FD6E09"/>
+  </w:rsids>
+  <m:mathPr>
+    <m:mathFont m:val="Cambria Math"/>
+    <m:brkBin m:val="before"/>
+    <m:brkBinSub m:val="--"/>
+    <m:smallFrac m:val="0"/>
+    <m:dispDef/>
+    <m:lMargin m:val="0"/>
+    <m:rMargin m:val="0"/>
+    <m:defJc m:val="centerGroup"/>
+    <m:wrapIndent m:val="1440"/>
+    <m:intLim m:val="subSup"/>
+    <m:naryLim m:val="undOvr"/>
+  </m:mathPr>
+  <w:themeFontLang w:val="en-US"/>
+  <w:clrSchemeMapping w:bg1="light1" w:t1="dark1" w:bg2="light2" w:t2="dark2" w:accent1="accent1" w:accent2="accent2" w:accent3="accent3" w:accent4="accent4" w:accent5="accent5" w:accent6="accent6" w:hyperlink="hyperlink" w:followedHyperlink="followedHyperlink"/>
+  <w:shapeDefaults>
+    <o:shapedefaults v:ext="edit" spidmax="1026"/>
+    <o:shapelayout v:ext="edit">
+      <o:idmap v:ext="edit" data="1"/>
+    </o:shapelayout>
+  </w:shapeDefaults>
+  <w:decimalSymbol w:val=","/>
+  <w:listSeparator w:val=","/>
+  <w14:docId w14:val="48DD8784"/>
+  <w15:chartTrackingRefBased/>
+  <w15:docId w15:val="{AD27650B-DC31-4978-B8A3-B808D846DE0F}"/>
+</w:settings>
+</file>
+
+<file path=word\styles.xml><?xml version="1.0" encoding="utf-8"?>
 <w:styles xmlns:mc="http://schemas.openxmlformats.org/markup-compatibility/2006" xmlns:r="http://schemas.openxmlformats.org/officeDocument/2006/relationships" xmlns:w="http://schemas.openxmlformats.org/wordprocessingml/2006/main" xmlns:w14="http://schemas.microsoft.com/office/word/2010/wordml" xmlns:w15="http://schemas.microsoft.com/office/word/2012/wordml" xmlns:w16cid="http://schemas.microsoft.com/office/word/2016/wordml/cid" xmlns:w16se="http://schemas.microsoft.com/office/word/2015/wordml/symex" mc:Ignorable="w14 w15 w16se w16cid">
   <w:docDefaults>
     <w:rPrDefault>
@@ -8230,7 +8584,7 @@
 </w:styles>
 </file>
 
-<file path=word/theme/theme1.xml><?xml version="1.0" encoding="utf-8"?>
+<file path=word\theme\theme1.xml><?xml version="1.0" encoding="utf-8"?>
 <a:theme xmlns:a="http://schemas.openxmlformats.org/drawingml/2006/main" name="Office Theme">
   <a:themeElements>
     <a:clrScheme name="Office">
@@ -8523,4 +8877,11 @@
     </a:ext>
   </a:extLst>
 </a:theme>
+</file>
+
+<file path=word\webSettings.xml><?xml version="1.0" encoding="utf-8"?>
+<w:webSettings xmlns:mc="http://schemas.openxmlformats.org/markup-compatibility/2006" xmlns:r="http://schemas.openxmlformats.org/officeDocument/2006/relationships" xmlns:w="http://schemas.openxmlformats.org/wordprocessingml/2006/main" xmlns:w14="http://schemas.microsoft.com/office/word/2010/wordml" xmlns:w15="http://schemas.microsoft.com/office/word/2012/wordml" xmlns:w16cid="http://schemas.microsoft.com/office/word/2016/wordml/cid" xmlns:w16se="http://schemas.microsoft.com/office/word/2015/wordml/symex" mc:Ignorable="w14 w15 w16se w16cid">
+  <w:optimizeForBrowser/>
+  <w:allowPNG/>
+</w:webSettings>
 </file>